--- a/QED Course/Lesson 66 Regularization.docx
+++ b/QED Course/Lesson 66 Regularization.docx
@@ -2368,15 +2368,13 @@
         <w:tblLook w:firstColumn="1" w:firstRow="1" w:lastColumn="0" w:lastRow="0" w:noHBand="0" w:noVBand="1" w:val="04A0"/>
       </w:tblPr>
       <w:tblGrid>
-        <w:gridCol w:w="2448"/>
-        <w:gridCol w:w="2448"/>
-        <w:gridCol w:w="2448"/>
-        <w:gridCol w:w="2448"/>
+        <w:gridCol w:w="720"/>
+        <w:gridCol w:w="9072"/>
       </w:tblGrid>
       <w:tr>
         <w:tc>
           <w:tcPr>
-            <w:tcW w:type="dxa" w:w="2448"/>
+            <w:tcW w:type="dxa" w:w="720"/>
             <w:shd w:fill="1F4E78"/>
             <w:vAlign w:val="center"/>
             <w:tcMar>
@@ -2398,7 +2396,7 @@
         </w:tc>
         <w:tc>
           <w:tcPr>
-            <w:tcW w:type="dxa" w:w="2448"/>
+            <w:tcW w:type="dxa" w:w="9072"/>
             <w:shd w:fill="1F4E78"/>
             <w:vAlign w:val="center"/>
             <w:tcMar>
@@ -2418,53 +2416,11 @@
             </w:r>
           </w:p>
         </w:tc>
-        <w:tc>
-          <w:tcPr>
-            <w:tcW w:type="dxa" w:w="2448"/>
-            <w:shd w:fill="1F4E78"/>
-            <w:vAlign w:val="center"/>
-            <w:tcMar>
-              <w:top w:w="100" w:type="dxa"/>
-              <w:start w:w="100" w:type="dxa"/>
-              <w:bottom w:w="100" w:type="dxa"/>
-              <w:end w:w="100" w:type="dxa"/>
-            </w:tcMar>
-          </w:tcPr>
-          <w:p>
-            <w:r>
-              <w:rPr>
-                <w:b/>
-                <w:color w:val="FFFFFF"/>
-              </w:rPr>
-            </w:r>
-          </w:p>
-        </w:tc>
-        <w:tc>
-          <w:tcPr>
-            <w:tcW w:type="dxa" w:w="2448"/>
-            <w:shd w:fill="1F4E78"/>
-            <w:vAlign w:val="center"/>
-            <w:tcMar>
-              <w:top w:w="100" w:type="dxa"/>
-              <w:start w:w="100" w:type="dxa"/>
-              <w:bottom w:w="100" w:type="dxa"/>
-              <w:end w:w="100" w:type="dxa"/>
-            </w:tcMar>
-          </w:tcPr>
-          <w:p>
-            <w:r>
-              <w:rPr>
-                <w:b/>
-                <w:color w:val="FFFFFF"/>
-              </w:rPr>
-            </w:r>
-          </w:p>
-        </w:tc>
       </w:tr>
       <w:tr>
         <w:tc>
           <w:tcPr>
-            <w:tcW w:type="dxa" w:w="2448"/>
+            <w:tcW w:type="dxa" w:w="720"/>
             <w:vAlign w:val="center"/>
             <w:tcMar>
               <w:top w:w="100" w:type="dxa"/>
@@ -2481,7 +2437,7 @@
         </w:tc>
         <w:tc>
           <w:tcPr>
-            <w:tcW w:type="dxa" w:w="2448"/>
+            <w:tcW w:type="dxa" w:w="9072"/>
             <w:vAlign w:val="center"/>
             <w:tcMar>
               <w:top w:w="100" w:type="dxa"/>
@@ -2496,37 +2452,11 @@
             </w:r>
           </w:p>
         </w:tc>
-        <w:tc>
-          <w:tcPr>
-            <w:tcW w:type="dxa" w:w="2448"/>
-            <w:vAlign w:val="center"/>
-            <w:tcMar>
-              <w:top w:w="100" w:type="dxa"/>
-              <w:start w:w="100" w:type="dxa"/>
-              <w:bottom w:w="100" w:type="dxa"/>
-              <w:end w:w="100" w:type="dxa"/>
-            </w:tcMar>
-          </w:tcPr>
-          <w:p/>
-        </w:tc>
-        <w:tc>
-          <w:tcPr>
-            <w:tcW w:type="dxa" w:w="2448"/>
-            <w:vAlign w:val="center"/>
-            <w:tcMar>
-              <w:top w:w="100" w:type="dxa"/>
-              <w:start w:w="100" w:type="dxa"/>
-              <w:bottom w:w="100" w:type="dxa"/>
-              <w:end w:w="100" w:type="dxa"/>
-            </w:tcMar>
-          </w:tcPr>
-          <w:p/>
-        </w:tc>
       </w:tr>
       <w:tr>
         <w:tc>
           <w:tcPr>
-            <w:tcW w:type="dxa" w:w="2448"/>
+            <w:tcW w:type="dxa" w:w="720"/>
             <w:vAlign w:val="center"/>
             <w:shd w:fill="EAF2F8"/>
             <w:tcMar>
@@ -2544,7 +2474,7 @@
         </w:tc>
         <w:tc>
           <w:tcPr>
-            <w:tcW w:type="dxa" w:w="2448"/>
+            <w:tcW w:type="dxa" w:w="9072"/>
             <w:vAlign w:val="center"/>
             <w:shd w:fill="EAF2F8"/>
             <w:tcMar>
@@ -2556,43 +2486,7 @@
           </w:tcPr>
           <w:p>
             <w:r>
-              <w:t>Explain why k²=(k⁰)²−</w:t>
-            </w:r>
-          </w:p>
-        </w:tc>
-        <w:tc>
-          <w:tcPr>
-            <w:tcW w:type="dxa" w:w="2448"/>
-            <w:vAlign w:val="center"/>
-            <w:shd w:fill="EAF2F8"/>
-            <w:tcMar>
-              <w:top w:w="100" w:type="dxa"/>
-              <w:start w:w="100" w:type="dxa"/>
-              <w:bottom w:w="100" w:type="dxa"/>
-              <w:end w:w="100" w:type="dxa"/>
-            </w:tcMar>
-          </w:tcPr>
-          <w:p>
-            <w:r>
-              <w:t>k⃗</w:t>
-            </w:r>
-          </w:p>
-        </w:tc>
-        <w:tc>
-          <w:tcPr>
-            <w:tcW w:type="dxa" w:w="2448"/>
-            <w:vAlign w:val="center"/>
-            <w:shd w:fill="EAF2F8"/>
-            <w:tcMar>
-              <w:top w:w="100" w:type="dxa"/>
-              <w:start w:w="100" w:type="dxa"/>
-              <w:bottom w:w="100" w:type="dxa"/>
-              <w:end w:w="100" w:type="dxa"/>
-            </w:tcMar>
-          </w:tcPr>
-          <w:p>
-            <w:r>
-              <w:t>² can be positive, negative, or zero depending on direction, giving a specific example of each using simple numbers.</w:t>
+              <w:t>Explain why k²=(k⁰)²−|k⃗|² can be positive, negative, or zero depending on direction, giving a specific example of each using simple numbers.</w:t>
             </w:r>
           </w:p>
         </w:tc>
@@ -2600,7 +2494,7 @@
       <w:tr>
         <w:tc>
           <w:tcPr>
-            <w:tcW w:type="dxa" w:w="2448"/>
+            <w:tcW w:type="dxa" w:w="720"/>
             <w:vAlign w:val="center"/>
             <w:tcMar>
               <w:top w:w="100" w:type="dxa"/>
@@ -2617,7 +2511,7 @@
         </w:tc>
         <w:tc>
           <w:tcPr>
-            <w:tcW w:type="dxa" w:w="2448"/>
+            <w:tcW w:type="dxa" w:w="9072"/>
             <w:vAlign w:val="center"/>
             <w:tcMar>
               <w:top w:w="100" w:type="dxa"/>
@@ -2632,37 +2526,11 @@
             </w:r>
           </w:p>
         </w:tc>
-        <w:tc>
-          <w:tcPr>
-            <w:tcW w:type="dxa" w:w="2448"/>
-            <w:vAlign w:val="center"/>
-            <w:tcMar>
-              <w:top w:w="100" w:type="dxa"/>
-              <w:start w:w="100" w:type="dxa"/>
-              <w:bottom w:w="100" w:type="dxa"/>
-              <w:end w:w="100" w:type="dxa"/>
-            </w:tcMar>
-          </w:tcPr>
-          <w:p/>
-        </w:tc>
-        <w:tc>
-          <w:tcPr>
-            <w:tcW w:type="dxa" w:w="2448"/>
-            <w:vAlign w:val="center"/>
-            <w:tcMar>
-              <w:top w:w="100" w:type="dxa"/>
-              <w:start w:w="100" w:type="dxa"/>
-              <w:bottom w:w="100" w:type="dxa"/>
-              <w:end w:w="100" w:type="dxa"/>
-            </w:tcMar>
-          </w:tcPr>
-          <w:p/>
-        </w:tc>
       </w:tr>
       <w:tr>
         <w:tc>
           <w:tcPr>
-            <w:tcW w:type="dxa" w:w="2448"/>
+            <w:tcW w:type="dxa" w:w="720"/>
             <w:vAlign w:val="center"/>
             <w:shd w:fill="EAF2F8"/>
             <w:tcMar>
@@ -2680,7 +2548,7 @@
         </w:tc>
         <w:tc>
           <w:tcPr>
-            <w:tcW w:type="dxa" w:w="2448"/>
+            <w:tcW w:type="dxa" w:w="9072"/>
             <w:vAlign w:val="center"/>
             <w:shd w:fill="EAF2F8"/>
             <w:tcMar>
@@ -2696,39 +2564,11 @@
             </w:r>
           </w:p>
         </w:tc>
-        <w:tc>
-          <w:tcPr>
-            <w:tcW w:type="dxa" w:w="2448"/>
-            <w:vAlign w:val="center"/>
-            <w:shd w:fill="EAF2F8"/>
-            <w:tcMar>
-              <w:top w:w="100" w:type="dxa"/>
-              <w:start w:w="100" w:type="dxa"/>
-              <w:bottom w:w="100" w:type="dxa"/>
-              <w:end w:w="100" w:type="dxa"/>
-            </w:tcMar>
-          </w:tcPr>
-          <w:p/>
-        </w:tc>
-        <w:tc>
-          <w:tcPr>
-            <w:tcW w:type="dxa" w:w="2448"/>
-            <w:vAlign w:val="center"/>
-            <w:shd w:fill="EAF2F8"/>
-            <w:tcMar>
-              <w:top w:w="100" w:type="dxa"/>
-              <w:start w:w="100" w:type="dxa"/>
-              <w:bottom w:w="100" w:type="dxa"/>
-              <w:end w:w="100" w:type="dxa"/>
-            </w:tcMar>
-          </w:tcPr>
-          <w:p/>
-        </w:tc>
       </w:tr>
       <w:tr>
         <w:tc>
           <w:tcPr>
-            <w:tcW w:type="dxa" w:w="2448"/>
+            <w:tcW w:type="dxa" w:w="720"/>
             <w:vAlign w:val="center"/>
             <w:tcMar>
               <w:top w:w="100" w:type="dxa"/>
@@ -2745,7 +2585,7 @@
         </w:tc>
         <w:tc>
           <w:tcPr>
-            <w:tcW w:type="dxa" w:w="2448"/>
+            <w:tcW w:type="dxa" w:w="9072"/>
             <w:vAlign w:val="center"/>
             <w:tcMar>
               <w:top w:w="100" w:type="dxa"/>
@@ -2760,37 +2600,11 @@
             </w:r>
           </w:p>
         </w:tc>
-        <w:tc>
-          <w:tcPr>
-            <w:tcW w:type="dxa" w:w="2448"/>
-            <w:vAlign w:val="center"/>
-            <w:tcMar>
-              <w:top w:w="100" w:type="dxa"/>
-              <w:start w:w="100" w:type="dxa"/>
-              <w:bottom w:w="100" w:type="dxa"/>
-              <w:end w:w="100" w:type="dxa"/>
-            </w:tcMar>
-          </w:tcPr>
-          <w:p/>
-        </w:tc>
-        <w:tc>
-          <w:tcPr>
-            <w:tcW w:type="dxa" w:w="2448"/>
-            <w:vAlign w:val="center"/>
-            <w:tcMar>
-              <w:top w:w="100" w:type="dxa"/>
-              <w:start w:w="100" w:type="dxa"/>
-              <w:bottom w:w="100" w:type="dxa"/>
-              <w:end w:w="100" w:type="dxa"/>
-            </w:tcMar>
-          </w:tcPr>
-          <w:p/>
-        </w:tc>
       </w:tr>
       <w:tr>
         <w:tc>
           <w:tcPr>
-            <w:tcW w:type="dxa" w:w="2448"/>
+            <w:tcW w:type="dxa" w:w="720"/>
             <w:vAlign w:val="center"/>
             <w:shd w:fill="EAF2F8"/>
             <w:tcMar>
@@ -2808,7 +2622,7 @@
         </w:tc>
         <w:tc>
           <w:tcPr>
-            <w:tcW w:type="dxa" w:w="2448"/>
+            <w:tcW w:type="dxa" w:w="9072"/>
             <w:vAlign w:val="center"/>
             <w:shd w:fill="EAF2F8"/>
             <w:tcMar>
@@ -2824,39 +2638,11 @@
             </w:r>
           </w:p>
         </w:tc>
-        <w:tc>
-          <w:tcPr>
-            <w:tcW w:type="dxa" w:w="2448"/>
-            <w:vAlign w:val="center"/>
-            <w:shd w:fill="EAF2F8"/>
-            <w:tcMar>
-              <w:top w:w="100" w:type="dxa"/>
-              <w:start w:w="100" w:type="dxa"/>
-              <w:bottom w:w="100" w:type="dxa"/>
-              <w:end w:w="100" w:type="dxa"/>
-            </w:tcMar>
-          </w:tcPr>
-          <w:p/>
-        </w:tc>
-        <w:tc>
-          <w:tcPr>
-            <w:tcW w:type="dxa" w:w="2448"/>
-            <w:vAlign w:val="center"/>
-            <w:shd w:fill="EAF2F8"/>
-            <w:tcMar>
-              <w:top w:w="100" w:type="dxa"/>
-              <w:start w:w="100" w:type="dxa"/>
-              <w:bottom w:w="100" w:type="dxa"/>
-              <w:end w:w="100" w:type="dxa"/>
-            </w:tcMar>
-          </w:tcPr>
-          <w:p/>
-        </w:tc>
       </w:tr>
       <w:tr>
         <w:tc>
           <w:tcPr>
-            <w:tcW w:type="dxa" w:w="2448"/>
+            <w:tcW w:type="dxa" w:w="720"/>
             <w:vAlign w:val="center"/>
             <w:tcMar>
               <w:top w:w="100" w:type="dxa"/>
@@ -2873,7 +2659,7 @@
         </w:tc>
         <w:tc>
           <w:tcPr>
-            <w:tcW w:type="dxa" w:w="2448"/>
+            <w:tcW w:type="dxa" w:w="9072"/>
             <w:vAlign w:val="center"/>
             <w:tcMar>
               <w:top w:w="100" w:type="dxa"/>
@@ -2888,37 +2674,11 @@
             </w:r>
           </w:p>
         </w:tc>
-        <w:tc>
-          <w:tcPr>
-            <w:tcW w:type="dxa" w:w="2448"/>
-            <w:vAlign w:val="center"/>
-            <w:tcMar>
-              <w:top w:w="100" w:type="dxa"/>
-              <w:start w:w="100" w:type="dxa"/>
-              <w:bottom w:w="100" w:type="dxa"/>
-              <w:end w:w="100" w:type="dxa"/>
-            </w:tcMar>
-          </w:tcPr>
-          <w:p/>
-        </w:tc>
-        <w:tc>
-          <w:tcPr>
-            <w:tcW w:type="dxa" w:w="2448"/>
-            <w:vAlign w:val="center"/>
-            <w:tcMar>
-              <w:top w:w="100" w:type="dxa"/>
-              <w:start w:w="100" w:type="dxa"/>
-              <w:bottom w:w="100" w:type="dxa"/>
-              <w:end w:w="100" w:type="dxa"/>
-            </w:tcMar>
-          </w:tcPr>
-          <w:p/>
-        </w:tc>
       </w:tr>
       <w:tr>
         <w:tc>
           <w:tcPr>
-            <w:tcW w:type="dxa" w:w="2448"/>
+            <w:tcW w:type="dxa" w:w="720"/>
             <w:vAlign w:val="center"/>
             <w:shd w:fill="EAF2F8"/>
             <w:tcMar>
@@ -2936,7 +2696,7 @@
         </w:tc>
         <w:tc>
           <w:tcPr>
-            <w:tcW w:type="dxa" w:w="2448"/>
+            <w:tcW w:type="dxa" w:w="9072"/>
             <w:vAlign w:val="center"/>
             <w:shd w:fill="EAF2F8"/>
             <w:tcMar>
@@ -2952,39 +2712,11 @@
             </w:r>
           </w:p>
         </w:tc>
-        <w:tc>
-          <w:tcPr>
-            <w:tcW w:type="dxa" w:w="2448"/>
-            <w:vAlign w:val="center"/>
-            <w:shd w:fill="EAF2F8"/>
-            <w:tcMar>
-              <w:top w:w="100" w:type="dxa"/>
-              <w:start w:w="100" w:type="dxa"/>
-              <w:bottom w:w="100" w:type="dxa"/>
-              <w:end w:w="100" w:type="dxa"/>
-            </w:tcMar>
-          </w:tcPr>
-          <w:p/>
-        </w:tc>
-        <w:tc>
-          <w:tcPr>
-            <w:tcW w:type="dxa" w:w="2448"/>
-            <w:vAlign w:val="center"/>
-            <w:shd w:fill="EAF2F8"/>
-            <w:tcMar>
-              <w:top w:w="100" w:type="dxa"/>
-              <w:start w:w="100" w:type="dxa"/>
-              <w:bottom w:w="100" w:type="dxa"/>
-              <w:end w:w="100" w:type="dxa"/>
-            </w:tcMar>
-          </w:tcPr>
-          <w:p/>
-        </w:tc>
       </w:tr>
       <w:tr>
         <w:tc>
           <w:tcPr>
-            <w:tcW w:type="dxa" w:w="2448"/>
+            <w:tcW w:type="dxa" w:w="720"/>
             <w:vAlign w:val="center"/>
             <w:tcMar>
               <w:top w:w="100" w:type="dxa"/>
@@ -3001,7 +2733,7 @@
         </w:tc>
         <w:tc>
           <w:tcPr>
-            <w:tcW w:type="dxa" w:w="2448"/>
+            <w:tcW w:type="dxa" w:w="9072"/>
             <w:vAlign w:val="center"/>
             <w:tcMar>
               <w:top w:w="100" w:type="dxa"/>
@@ -3016,37 +2748,11 @@
             </w:r>
           </w:p>
         </w:tc>
-        <w:tc>
-          <w:tcPr>
-            <w:tcW w:type="dxa" w:w="2448"/>
-            <w:vAlign w:val="center"/>
-            <w:tcMar>
-              <w:top w:w="100" w:type="dxa"/>
-              <w:start w:w="100" w:type="dxa"/>
-              <w:bottom w:w="100" w:type="dxa"/>
-              <w:end w:w="100" w:type="dxa"/>
-            </w:tcMar>
-          </w:tcPr>
-          <w:p/>
-        </w:tc>
-        <w:tc>
-          <w:tcPr>
-            <w:tcW w:type="dxa" w:w="2448"/>
-            <w:vAlign w:val="center"/>
-            <w:tcMar>
-              <w:top w:w="100" w:type="dxa"/>
-              <w:start w:w="100" w:type="dxa"/>
-              <w:bottom w:w="100" w:type="dxa"/>
-              <w:end w:w="100" w:type="dxa"/>
-            </w:tcMar>
-          </w:tcPr>
-          <w:p/>
-        </w:tc>
       </w:tr>
       <w:tr>
         <w:tc>
           <w:tcPr>
-            <w:tcW w:type="dxa" w:w="2448"/>
+            <w:tcW w:type="dxa" w:w="720"/>
             <w:vAlign w:val="center"/>
             <w:shd w:fill="EAF2F8"/>
             <w:tcMar>
@@ -3064,7 +2770,7 @@
         </w:tc>
         <w:tc>
           <w:tcPr>
-            <w:tcW w:type="dxa" w:w="2448"/>
+            <w:tcW w:type="dxa" w:w="9072"/>
             <w:vAlign w:val="center"/>
             <w:shd w:fill="EAF2F8"/>
             <w:tcMar>
@@ -3080,39 +2786,11 @@
             </w:r>
           </w:p>
         </w:tc>
-        <w:tc>
-          <w:tcPr>
-            <w:tcW w:type="dxa" w:w="2448"/>
-            <w:vAlign w:val="center"/>
-            <w:shd w:fill="EAF2F8"/>
-            <w:tcMar>
-              <w:top w:w="100" w:type="dxa"/>
-              <w:start w:w="100" w:type="dxa"/>
-              <w:bottom w:w="100" w:type="dxa"/>
-              <w:end w:w="100" w:type="dxa"/>
-            </w:tcMar>
-          </w:tcPr>
-          <w:p/>
-        </w:tc>
-        <w:tc>
-          <w:tcPr>
-            <w:tcW w:type="dxa" w:w="2448"/>
-            <w:vAlign w:val="center"/>
-            <w:shd w:fill="EAF2F8"/>
-            <w:tcMar>
-              <w:top w:w="100" w:type="dxa"/>
-              <w:start w:w="100" w:type="dxa"/>
-              <w:bottom w:w="100" w:type="dxa"/>
-              <w:end w:w="100" w:type="dxa"/>
-            </w:tcMar>
-          </w:tcPr>
-          <w:p/>
-        </w:tc>
       </w:tr>
       <w:tr>
         <w:tc>
           <w:tcPr>
-            <w:tcW w:type="dxa" w:w="2448"/>
+            <w:tcW w:type="dxa" w:w="720"/>
             <w:vAlign w:val="center"/>
             <w:tcMar>
               <w:top w:w="100" w:type="dxa"/>
@@ -3129,7 +2807,7 @@
         </w:tc>
         <w:tc>
           <w:tcPr>
-            <w:tcW w:type="dxa" w:w="2448"/>
+            <w:tcW w:type="dxa" w:w="9072"/>
             <w:vAlign w:val="center"/>
             <w:tcMar>
               <w:top w:w="100" w:type="dxa"/>
@@ -3144,37 +2822,11 @@
             </w:r>
           </w:p>
         </w:tc>
-        <w:tc>
-          <w:tcPr>
-            <w:tcW w:type="dxa" w:w="2448"/>
-            <w:vAlign w:val="center"/>
-            <w:tcMar>
-              <w:top w:w="100" w:type="dxa"/>
-              <w:start w:w="100" w:type="dxa"/>
-              <w:bottom w:w="100" w:type="dxa"/>
-              <w:end w:w="100" w:type="dxa"/>
-            </w:tcMar>
-          </w:tcPr>
-          <w:p/>
-        </w:tc>
-        <w:tc>
-          <w:tcPr>
-            <w:tcW w:type="dxa" w:w="2448"/>
-            <w:vAlign w:val="center"/>
-            <w:tcMar>
-              <w:top w:w="100" w:type="dxa"/>
-              <w:start w:w="100" w:type="dxa"/>
-              <w:bottom w:w="100" w:type="dxa"/>
-              <w:end w:w="100" w:type="dxa"/>
-            </w:tcMar>
-          </w:tcPr>
-          <w:p/>
-        </w:tc>
       </w:tr>
       <w:tr>
         <w:tc>
           <w:tcPr>
-            <w:tcW w:type="dxa" w:w="2448"/>
+            <w:tcW w:type="dxa" w:w="720"/>
             <w:vAlign w:val="center"/>
             <w:shd w:fill="EAF2F8"/>
             <w:tcMar>
@@ -3192,7 +2844,7 @@
         </w:tc>
         <w:tc>
           <w:tcPr>
-            <w:tcW w:type="dxa" w:w="2448"/>
+            <w:tcW w:type="dxa" w:w="9072"/>
             <w:vAlign w:val="center"/>
             <w:shd w:fill="EAF2F8"/>
             <w:tcMar>
@@ -3208,39 +2860,11 @@
             </w:r>
           </w:p>
         </w:tc>
-        <w:tc>
-          <w:tcPr>
-            <w:tcW w:type="dxa" w:w="2448"/>
-            <w:vAlign w:val="center"/>
-            <w:shd w:fill="EAF2F8"/>
-            <w:tcMar>
-              <w:top w:w="100" w:type="dxa"/>
-              <w:start w:w="100" w:type="dxa"/>
-              <w:bottom w:w="100" w:type="dxa"/>
-              <w:end w:w="100" w:type="dxa"/>
-            </w:tcMar>
-          </w:tcPr>
-          <w:p/>
-        </w:tc>
-        <w:tc>
-          <w:tcPr>
-            <w:tcW w:type="dxa" w:w="2448"/>
-            <w:vAlign w:val="center"/>
-            <w:shd w:fill="EAF2F8"/>
-            <w:tcMar>
-              <w:top w:w="100" w:type="dxa"/>
-              <w:start w:w="100" w:type="dxa"/>
-              <w:bottom w:w="100" w:type="dxa"/>
-              <w:end w:w="100" w:type="dxa"/>
-            </w:tcMar>
-          </w:tcPr>
-          <w:p/>
-        </w:tc>
       </w:tr>
       <w:tr>
         <w:tc>
           <w:tcPr>
-            <w:tcW w:type="dxa" w:w="2448"/>
+            <w:tcW w:type="dxa" w:w="720"/>
             <w:vAlign w:val="center"/>
             <w:tcMar>
               <w:top w:w="100" w:type="dxa"/>
@@ -3257,7 +2881,7 @@
         </w:tc>
         <w:tc>
           <w:tcPr>
-            <w:tcW w:type="dxa" w:w="2448"/>
+            <w:tcW w:type="dxa" w:w="9072"/>
             <w:vAlign w:val="center"/>
             <w:tcMar>
               <w:top w:w="100" w:type="dxa"/>
@@ -3272,37 +2896,11 @@
             </w:r>
           </w:p>
         </w:tc>
-        <w:tc>
-          <w:tcPr>
-            <w:tcW w:type="dxa" w:w="2448"/>
-            <w:vAlign w:val="center"/>
-            <w:tcMar>
-              <w:top w:w="100" w:type="dxa"/>
-              <w:start w:w="100" w:type="dxa"/>
-              <w:bottom w:w="100" w:type="dxa"/>
-              <w:end w:w="100" w:type="dxa"/>
-            </w:tcMar>
-          </w:tcPr>
-          <w:p/>
-        </w:tc>
-        <w:tc>
-          <w:tcPr>
-            <w:tcW w:type="dxa" w:w="2448"/>
-            <w:vAlign w:val="center"/>
-            <w:tcMar>
-              <w:top w:w="100" w:type="dxa"/>
-              <w:start w:w="100" w:type="dxa"/>
-              <w:bottom w:w="100" w:type="dxa"/>
-              <w:end w:w="100" w:type="dxa"/>
-            </w:tcMar>
-          </w:tcPr>
-          <w:p/>
-        </w:tc>
       </w:tr>
       <w:tr>
         <w:tc>
           <w:tcPr>
-            <w:tcW w:type="dxa" w:w="2448"/>
+            <w:tcW w:type="dxa" w:w="720"/>
             <w:vAlign w:val="center"/>
             <w:shd w:fill="EAF2F8"/>
             <w:tcMar>
@@ -3320,7 +2918,7 @@
         </w:tc>
         <w:tc>
           <w:tcPr>
-            <w:tcW w:type="dxa" w:w="2448"/>
+            <w:tcW w:type="dxa" w:w="9072"/>
             <w:vAlign w:val="center"/>
             <w:shd w:fill="EAF2F8"/>
             <w:tcMar>
@@ -3336,39 +2934,11 @@
             </w:r>
           </w:p>
         </w:tc>
-        <w:tc>
-          <w:tcPr>
-            <w:tcW w:type="dxa" w:w="2448"/>
-            <w:vAlign w:val="center"/>
-            <w:shd w:fill="EAF2F8"/>
-            <w:tcMar>
-              <w:top w:w="100" w:type="dxa"/>
-              <w:start w:w="100" w:type="dxa"/>
-              <w:bottom w:w="100" w:type="dxa"/>
-              <w:end w:w="100" w:type="dxa"/>
-            </w:tcMar>
-          </w:tcPr>
-          <w:p/>
-        </w:tc>
-        <w:tc>
-          <w:tcPr>
-            <w:tcW w:type="dxa" w:w="2448"/>
-            <w:vAlign w:val="center"/>
-            <w:shd w:fill="EAF2F8"/>
-            <w:tcMar>
-              <w:top w:w="100" w:type="dxa"/>
-              <w:start w:w="100" w:type="dxa"/>
-              <w:bottom w:w="100" w:type="dxa"/>
-              <w:end w:w="100" w:type="dxa"/>
-            </w:tcMar>
-          </w:tcPr>
-          <w:p/>
-        </w:tc>
       </w:tr>
       <w:tr>
         <w:tc>
           <w:tcPr>
-            <w:tcW w:type="dxa" w:w="2448"/>
+            <w:tcW w:type="dxa" w:w="720"/>
             <w:vAlign w:val="center"/>
             <w:tcMar>
               <w:top w:w="100" w:type="dxa"/>
@@ -3385,7 +2955,7 @@
         </w:tc>
         <w:tc>
           <w:tcPr>
-            <w:tcW w:type="dxa" w:w="2448"/>
+            <w:tcW w:type="dxa" w:w="9072"/>
             <w:vAlign w:val="center"/>
             <w:tcMar>
               <w:top w:w="100" w:type="dxa"/>
@@ -3400,37 +2970,11 @@
             </w:r>
           </w:p>
         </w:tc>
-        <w:tc>
-          <w:tcPr>
-            <w:tcW w:type="dxa" w:w="2448"/>
-            <w:vAlign w:val="center"/>
-            <w:tcMar>
-              <w:top w:w="100" w:type="dxa"/>
-              <w:start w:w="100" w:type="dxa"/>
-              <w:bottom w:w="100" w:type="dxa"/>
-              <w:end w:w="100" w:type="dxa"/>
-            </w:tcMar>
-          </w:tcPr>
-          <w:p/>
-        </w:tc>
-        <w:tc>
-          <w:tcPr>
-            <w:tcW w:type="dxa" w:w="2448"/>
-            <w:vAlign w:val="center"/>
-            <w:tcMar>
-              <w:top w:w="100" w:type="dxa"/>
-              <w:start w:w="100" w:type="dxa"/>
-              <w:bottom w:w="100" w:type="dxa"/>
-              <w:end w:w="100" w:type="dxa"/>
-            </w:tcMar>
-          </w:tcPr>
-          <w:p/>
-        </w:tc>
       </w:tr>
       <w:tr>
         <w:tc>
           <w:tcPr>
-            <w:tcW w:type="dxa" w:w="2448"/>
+            <w:tcW w:type="dxa" w:w="720"/>
             <w:vAlign w:val="center"/>
             <w:shd w:fill="EAF2F8"/>
             <w:tcMar>
@@ -3448,7 +2992,7 @@
         </w:tc>
         <w:tc>
           <w:tcPr>
-            <w:tcW w:type="dxa" w:w="2448"/>
+            <w:tcW w:type="dxa" w:w="9072"/>
             <w:vAlign w:val="center"/>
             <w:shd w:fill="EAF2F8"/>
             <w:tcMar>
@@ -3463,34 +3007,6 @@
               <w:t>Challenge: using Lesson 65's formula D=4−(3/2)E_e−E_γ together with this lesson's method, predict, without doing the calculation, whether the toy integral ∫d⁴k/(2π)⁴,1/(k²−Δ)³ (one more power of the same denominator) would converge, diverge logarithmically, or diverge as a positive power of Λ, and explain your reasoning by counting powers of k directly rather than using the external-leg formula (which does not apply to this integral, since it has no diagrammatic external legs at all).</w:t>
             </w:r>
           </w:p>
-        </w:tc>
-        <w:tc>
-          <w:tcPr>
-            <w:tcW w:type="dxa" w:w="2448"/>
-            <w:vAlign w:val="center"/>
-            <w:shd w:fill="EAF2F8"/>
-            <w:tcMar>
-              <w:top w:w="100" w:type="dxa"/>
-              <w:start w:w="100" w:type="dxa"/>
-              <w:bottom w:w="100" w:type="dxa"/>
-              <w:end w:w="100" w:type="dxa"/>
-            </w:tcMar>
-          </w:tcPr>
-          <w:p/>
-        </w:tc>
-        <w:tc>
-          <w:tcPr>
-            <w:tcW w:type="dxa" w:w="2448"/>
-            <w:vAlign w:val="center"/>
-            <w:shd w:fill="EAF2F8"/>
-            <w:tcMar>
-              <w:top w:w="100" w:type="dxa"/>
-              <w:start w:w="100" w:type="dxa"/>
-              <w:bottom w:w="100" w:type="dxa"/>
-              <w:end w:w="100" w:type="dxa"/>
-            </w:tcMar>
-          </w:tcPr>
-          <w:p/>
         </w:tc>
       </w:tr>
     </w:tbl>
